--- a/output/王德峰老师10月31日活动_联合运营合作方案_一页纸.docx
+++ b/output/王德峰老师10月31日活动_联合运营合作方案_一页纸.docx
@@ -1177,7 +1177,7 @@
           <w:color w:val="1A3A5C"/>
           <w:sz w:val="21"/>
         </w:rPr>
-        <w:t>3. 票价建议（结合 2026 年收入与消费）</w:t>
+        <w:t>3. 票价建议（一线城市 · 2.5–3 小时公开讲座）</w:t>
       </w:r>
     </w:p>
     <w:p>
@@ -1191,7 +1191,7 @@
           <w:color w:val="333333"/>
           <w:sz w:val="17"/>
         </w:rPr>
-        <w:t>全国半年人均可支配收入 22,981 元，城镇 30,126 元；上海城镇 2025 年 96,842 元。消费更问“值不值”。公开讲座主价格建议 499 元，不要用单一 699 元同时劝退大众、又做不高端。</w:t>
+        <w:t>城镇月可支配收入中位数约 4,398 元。499 元约占 11.3%，适合做主力；699 元约占 15.9%，不宜做全场基础价。票面加权约 559 元，预计平均实收 500–530 元。</w:t>
       </w:r>
     </w:p>
     <w:tbl>
@@ -1210,36 +1210,7 @@
       <w:tr>
         <w:tc>
           <w:tcPr>
-            <w:tcW w:type="dxa" w:w="1927"/>
-            <w:shd w:val="clear" w:color="auto" w:fill="3D5A40"/>
-            <w:tcMar>
-              <w:top w:w="28" w:type="dxa"/>
-              <w:left w:w="50" w:type="dxa"/>
-              <w:bottom w:w="28" w:type="dxa"/>
-              <w:right w:w="50" w:type="dxa"/>
-            </w:tcMar>
-            <w:vAlign w:val="center"/>
-          </w:tcPr>
-          <w:p>
-            <w:pPr>
-              <w:spacing w:before="0" w:after="0" w:line="259" w:lineRule="auto"/>
-              <w:jc w:val="center"/>
-            </w:pPr>
-            <w:r/>
-            <w:r>
-              <w:rPr>
-                <w:rFonts w:ascii="微软雅黑" w:hAnsi="微软雅黑" w:eastAsia="微软雅黑"/>
-                <w:b/>
-                <w:color w:val="FFFFFF"/>
-                <w:sz w:val="16"/>
-              </w:rPr>
-              <w:t>产品</w:t>
-            </w:r>
-          </w:p>
-        </w:tc>
-        <w:tc>
-          <w:tcPr>
-            <w:tcW w:type="dxa" w:w="2381"/>
+            <w:tcW w:type="dxa" w:w="2154"/>
             <w:shd w:val="clear" w:color="auto" w:fill="3D5A40"/>
             <w:tcMar>
               <w:top w:w="28" w:type="dxa"/>
@@ -1268,7 +1239,7 @@
         </w:tc>
         <w:tc>
           <w:tcPr>
-            <w:tcW w:type="dxa" w:w="3628"/>
+            <w:tcW w:type="dxa" w:w="1814"/>
             <w:shd w:val="clear" w:color="auto" w:fill="3D5A40"/>
             <w:tcMar>
               <w:top w:w="28" w:type="dxa"/>
@@ -1297,7 +1268,7 @@
         </w:tc>
         <w:tc>
           <w:tcPr>
-            <w:tcW w:type="dxa" w:w="2608"/>
+            <w:tcW w:type="dxa" w:w="1360"/>
             <w:shd w:val="clear" w:color="auto" w:fill="3D5A40"/>
             <w:tcMar>
               <w:top w:w="28" w:type="dxa"/>
@@ -1320,7 +1291,36 @@
                 <w:color w:val="FFFFFF"/>
                 <w:sz w:val="16"/>
               </w:rPr>
-              <w:t>说明</w:t>
+              <w:t>占比</w:t>
+            </w:r>
+          </w:p>
+        </w:tc>
+        <w:tc>
+          <w:tcPr>
+            <w:tcW w:type="dxa" w:w="5216"/>
+            <w:shd w:val="clear" w:color="auto" w:fill="3D5A40"/>
+            <w:tcMar>
+              <w:top w:w="28" w:type="dxa"/>
+              <w:left w:w="50" w:type="dxa"/>
+              <w:bottom w:w="28" w:type="dxa"/>
+              <w:right w:w="50" w:type="dxa"/>
+            </w:tcMar>
+            <w:vAlign w:val="center"/>
+          </w:tcPr>
+          <w:p>
+            <w:pPr>
+              <w:spacing w:before="0" w:after="0" w:line="259" w:lineRule="auto"/>
+              <w:jc w:val="center"/>
+            </w:pPr>
+            <w:r/>
+            <w:r>
+              <w:rPr>
+                <w:rFonts w:ascii="微软雅黑" w:hAnsi="微软雅黑" w:eastAsia="微软雅黑"/>
+                <w:b/>
+                <w:color w:val="FFFFFF"/>
+                <w:sz w:val="16"/>
+              </w:rPr>
+              <w:t>功能</w:t>
             </w:r>
           </w:p>
         </w:tc>
@@ -1331,7 +1331,7 @@
         </w:trPr>
         <w:tc>
           <w:tcPr>
-            <w:tcW w:type="dxa" w:w="1927"/>
+            <w:tcW w:type="dxa" w:w="2154"/>
             <w:shd w:val="clear" w:color="auto" w:fill="FFFFFF"/>
             <w:tcMar>
               <w:top w:w="24" w:type="dxa"/>
@@ -1354,13 +1354,13 @@
                 <w:color w:val="333333"/>
                 <w:sz w:val="16"/>
               </w:rPr>
-              <w:t>A 公开讲座</w:t>
+              <w:t>限量引流票</w:t>
             </w:r>
           </w:p>
         </w:tc>
         <w:tc>
           <w:tcPr>
-            <w:tcW w:type="dxa" w:w="2381"/>
+            <w:tcW w:type="dxa" w:w="1814"/>
             <w:shd w:val="clear" w:color="auto" w:fill="FFFFFF"/>
             <w:tcMar>
               <w:top w:w="24" w:type="dxa"/>
@@ -1383,13 +1383,13 @@
                 <w:color w:val="1A3A5C"/>
                 <w:sz w:val="16"/>
               </w:rPr>
-              <w:t>早鸟 / 标准 / 前排</w:t>
+              <w:t>299 元</w:t>
             </w:r>
           </w:p>
         </w:tc>
         <w:tc>
           <w:tcPr>
-            <w:tcW w:type="dxa" w:w="3628"/>
+            <w:tcW w:type="dxa" w:w="1360"/>
             <w:shd w:val="clear" w:color="auto" w:fill="FFFFFF"/>
             <w:tcMar>
               <w:top w:w="24" w:type="dxa"/>
@@ -1412,13 +1412,13 @@
                 <w:color w:val="333333"/>
                 <w:sz w:val="16"/>
               </w:rPr>
-              <w:t>399 / 499 / 799 元</w:t>
+              <w:t>10%</w:t>
             </w:r>
           </w:p>
         </w:tc>
         <w:tc>
           <w:tcPr>
-            <w:tcW w:type="dxa" w:w="2608"/>
+            <w:tcW w:type="dxa" w:w="5216"/>
             <w:shd w:val="clear" w:color="auto" w:fill="FFFFFF"/>
             <w:tcMar>
               <w:top w:w="24" w:type="dxa"/>
@@ -1441,7 +1441,7 @@
                 <w:color w:val="333333"/>
                 <w:sz w:val="16"/>
               </w:rPr>
-              <w:t>目标均价 480–550 元</w:t>
+              <w:t>后区，制造开售速度</w:t>
             </w:r>
           </w:p>
         </w:tc>
@@ -1452,7 +1452,7 @@
         </w:trPr>
         <w:tc>
           <w:tcPr>
-            <w:tcW w:type="dxa" w:w="1927"/>
+            <w:tcW w:type="dxa" w:w="2154"/>
             <w:shd w:val="clear" w:color="auto" w:fill="F5F7FA"/>
             <w:tcMar>
               <w:top w:w="24" w:type="dxa"/>
@@ -1475,13 +1475,13 @@
                 <w:color w:val="333333"/>
                 <w:sz w:val="16"/>
               </w:rPr>
-              <w:t>B 讲座+晚宴</w:t>
+              <w:t>早鸟普通票</w:t>
             </w:r>
           </w:p>
         </w:tc>
         <w:tc>
           <w:tcPr>
-            <w:tcW w:type="dxa" w:w="2381"/>
+            <w:tcW w:type="dxa" w:w="1814"/>
             <w:shd w:val="clear" w:color="auto" w:fill="F5F7FA"/>
             <w:tcMar>
               <w:top w:w="24" w:type="dxa"/>
@@ -1504,13 +1504,13 @@
                 <w:color w:val="1A3A5C"/>
                 <w:sz w:val="16"/>
               </w:rPr>
-              <w:t>下午 / 晚宴 / 通票</w:t>
+              <w:t>399 元</w:t>
             </w:r>
           </w:p>
         </w:tc>
         <w:tc>
           <w:tcPr>
-            <w:tcW w:type="dxa" w:w="3628"/>
+            <w:tcW w:type="dxa" w:w="1360"/>
             <w:shd w:val="clear" w:color="auto" w:fill="F5F7FA"/>
             <w:tcMar>
               <w:top w:w="24" w:type="dxa"/>
@@ -1533,13 +1533,13 @@
                 <w:color w:val="333333"/>
                 <w:sz w:val="16"/>
               </w:rPr>
-              <w:t>499–599 / 1,280–1,680 / 1,580–1,980 元</w:t>
+              <w:t>15%</w:t>
             </w:r>
           </w:p>
         </w:tc>
         <w:tc>
           <w:tcPr>
-            <w:tcW w:type="dxa" w:w="2608"/>
+            <w:tcW w:type="dxa" w:w="5216"/>
             <w:shd w:val="clear" w:color="auto" w:fill="F5F7FA"/>
             <w:tcMar>
               <w:top w:w="24" w:type="dxa"/>
@@ -1562,7 +1562,7 @@
                 <w:color w:val="333333"/>
                 <w:sz w:val="16"/>
               </w:rPr>
-              <w:t>晚宴单列，不与讲座混价</w:t>
+              <w:t>开售前 7–10 天限量</w:t>
             </w:r>
           </w:p>
         </w:tc>
@@ -1573,7 +1573,7 @@
         </w:trPr>
         <w:tc>
           <w:tcPr>
-            <w:tcW w:type="dxa" w:w="1927"/>
+            <w:tcW w:type="dxa" w:w="2154"/>
             <w:shd w:val="clear" w:color="auto" w:fill="FFFFFF"/>
             <w:tcMar>
               <w:top w:w="24" w:type="dxa"/>
@@ -1596,13 +1596,13 @@
                 <w:color w:val="333333"/>
                 <w:sz w:val="16"/>
               </w:rPr>
-              <w:t>C 企业桌</w:t>
+              <w:t>标准票</w:t>
             </w:r>
           </w:p>
         </w:tc>
         <w:tc>
           <w:tcPr>
-            <w:tcW w:type="dxa" w:w="2381"/>
+            <w:tcW w:type="dxa" w:w="1814"/>
             <w:shd w:val="clear" w:color="auto" w:fill="FFFFFF"/>
             <w:tcMar>
               <w:top w:w="24" w:type="dxa"/>
@@ -1625,13 +1625,13 @@
                 <w:color w:val="1A3A5C"/>
                 <w:sz w:val="16"/>
               </w:rPr>
-              <w:t>8–10 人包桌</w:t>
+              <w:t>499 元</w:t>
             </w:r>
           </w:p>
         </w:tc>
         <w:tc>
           <w:tcPr>
-            <w:tcW w:type="dxa" w:w="3628"/>
+            <w:tcW w:type="dxa" w:w="1360"/>
             <w:shd w:val="clear" w:color="auto" w:fill="FFFFFF"/>
             <w:tcMar>
               <w:top w:w="24" w:type="dxa"/>
@@ -1654,13 +1654,13 @@
                 <w:color w:val="333333"/>
                 <w:sz w:val="16"/>
               </w:rPr>
-              <w:t>1.2 万–1.8 万 / 桌</w:t>
+              <w:t>40%</w:t>
             </w:r>
           </w:p>
         </w:tc>
         <w:tc>
           <w:tcPr>
-            <w:tcW w:type="dxa" w:w="2608"/>
+            <w:tcW w:type="dxa" w:w="5216"/>
             <w:shd w:val="clear" w:color="auto" w:fill="FFFFFF"/>
             <w:tcMar>
               <w:top w:w="24" w:type="dxa"/>
@@ -1683,7 +1683,249 @@
                 <w:color w:val="333333"/>
                 <w:sz w:val="16"/>
               </w:rPr>
-              <w:t>人均约 800–1,500 元</w:t>
+              <w:t>对外传播主价格</w:t>
+            </w:r>
+          </w:p>
+        </w:tc>
+      </w:tr>
+      <w:tr>
+        <w:trPr>
+          <w:cantSplit/>
+        </w:trPr>
+        <w:tc>
+          <w:tcPr>
+            <w:tcW w:type="dxa" w:w="2154"/>
+            <w:shd w:val="clear" w:color="auto" w:fill="F5F7FA"/>
+            <w:tcMar>
+              <w:top w:w="24" w:type="dxa"/>
+              <w:left w:w="50" w:type="dxa"/>
+              <w:bottom w:w="24" w:type="dxa"/>
+              <w:right w:w="50" w:type="dxa"/>
+            </w:tcMar>
+            <w:vAlign w:val="center"/>
+          </w:tcPr>
+          <w:p>
+            <w:pPr>
+              <w:spacing w:before="0" w:after="0" w:line="259" w:lineRule="auto"/>
+              <w:jc w:val="left"/>
+            </w:pPr>
+            <w:r/>
+            <w:r>
+              <w:rPr>
+                <w:rFonts w:ascii="微软雅黑" w:hAnsi="微软雅黑" w:eastAsia="微软雅黑"/>
+                <w:b/>
+                <w:color w:val="333333"/>
+                <w:sz w:val="16"/>
+              </w:rPr>
+              <w:t>优选票</w:t>
+            </w:r>
+          </w:p>
+        </w:tc>
+        <w:tc>
+          <w:tcPr>
+            <w:tcW w:type="dxa" w:w="1814"/>
+            <w:shd w:val="clear" w:color="auto" w:fill="F5F7FA"/>
+            <w:tcMar>
+              <w:top w:w="24" w:type="dxa"/>
+              <w:left w:w="50" w:type="dxa"/>
+              <w:bottom w:w="24" w:type="dxa"/>
+              <w:right w:w="50" w:type="dxa"/>
+            </w:tcMar>
+            <w:vAlign w:val="center"/>
+          </w:tcPr>
+          <w:p>
+            <w:pPr>
+              <w:spacing w:before="0" w:after="0" w:line="259" w:lineRule="auto"/>
+              <w:jc w:val="center"/>
+            </w:pPr>
+            <w:r/>
+            <w:r>
+              <w:rPr>
+                <w:rFonts w:ascii="微软雅黑" w:hAnsi="微软雅黑" w:eastAsia="微软雅黑"/>
+                <w:b w:val="0"/>
+                <w:color w:val="1A3A5C"/>
+                <w:sz w:val="16"/>
+              </w:rPr>
+              <w:t>699 元</w:t>
+            </w:r>
+          </w:p>
+        </w:tc>
+        <w:tc>
+          <w:tcPr>
+            <w:tcW w:type="dxa" w:w="1360"/>
+            <w:shd w:val="clear" w:color="auto" w:fill="F5F7FA"/>
+            <w:tcMar>
+              <w:top w:w="24" w:type="dxa"/>
+              <w:left w:w="50" w:type="dxa"/>
+              <w:bottom w:w="24" w:type="dxa"/>
+              <w:right w:w="50" w:type="dxa"/>
+            </w:tcMar>
+            <w:vAlign w:val="center"/>
+          </w:tcPr>
+          <w:p>
+            <w:pPr>
+              <w:spacing w:before="0" w:after="0" w:line="259" w:lineRule="auto"/>
+              <w:jc w:val="center"/>
+            </w:pPr>
+            <w:r/>
+            <w:r>
+              <w:rPr>
+                <w:rFonts w:ascii="微软雅黑" w:hAnsi="微软雅黑" w:eastAsia="微软雅黑"/>
+                <w:b w:val="0"/>
+                <w:color w:val="333333"/>
+                <w:sz w:val="16"/>
+              </w:rPr>
+              <w:t>25%</w:t>
+            </w:r>
+          </w:p>
+        </w:tc>
+        <w:tc>
+          <w:tcPr>
+            <w:tcW w:type="dxa" w:w="5216"/>
+            <w:shd w:val="clear" w:color="auto" w:fill="F5F7FA"/>
+            <w:tcMar>
+              <w:top w:w="24" w:type="dxa"/>
+              <w:left w:w="50" w:type="dxa"/>
+              <w:bottom w:w="24" w:type="dxa"/>
+              <w:right w:w="50" w:type="dxa"/>
+            </w:tcMar>
+            <w:vAlign w:val="center"/>
+          </w:tcPr>
+          <w:p>
+            <w:pPr>
+              <w:spacing w:before="0" w:after="0" w:line="259" w:lineRule="auto"/>
+              <w:jc w:val="center"/>
+            </w:pPr>
+            <w:r/>
+            <w:r>
+              <w:rPr>
+                <w:rFonts w:ascii="微软雅黑" w:hAnsi="微软雅黑" w:eastAsia="微软雅黑"/>
+                <w:b w:val="0"/>
+                <w:color w:val="333333"/>
+                <w:sz w:val="16"/>
+              </w:rPr>
+              <w:t>前区 + 赠书 / 资料</w:t>
+            </w:r>
+          </w:p>
+        </w:tc>
+      </w:tr>
+      <w:tr>
+        <w:trPr>
+          <w:cantSplit/>
+        </w:trPr>
+        <w:tc>
+          <w:tcPr>
+            <w:tcW w:type="dxa" w:w="2154"/>
+            <w:shd w:val="clear" w:color="auto" w:fill="FFFFFF"/>
+            <w:tcMar>
+              <w:top w:w="24" w:type="dxa"/>
+              <w:left w:w="50" w:type="dxa"/>
+              <w:bottom w:w="24" w:type="dxa"/>
+              <w:right w:w="50" w:type="dxa"/>
+            </w:tcMar>
+            <w:vAlign w:val="center"/>
+          </w:tcPr>
+          <w:p>
+            <w:pPr>
+              <w:spacing w:before="0" w:after="0" w:line="259" w:lineRule="auto"/>
+              <w:jc w:val="left"/>
+            </w:pPr>
+            <w:r/>
+            <w:r>
+              <w:rPr>
+                <w:rFonts w:ascii="微软雅黑" w:hAnsi="微软雅黑" w:eastAsia="微软雅黑"/>
+                <w:b/>
+                <w:color w:val="333333"/>
+                <w:sz w:val="16"/>
+              </w:rPr>
+              <w:t>VIP 票</w:t>
+            </w:r>
+          </w:p>
+        </w:tc>
+        <w:tc>
+          <w:tcPr>
+            <w:tcW w:type="dxa" w:w="1814"/>
+            <w:shd w:val="clear" w:color="auto" w:fill="FFFFFF"/>
+            <w:tcMar>
+              <w:top w:w="24" w:type="dxa"/>
+              <w:left w:w="50" w:type="dxa"/>
+              <w:bottom w:w="24" w:type="dxa"/>
+              <w:right w:w="50" w:type="dxa"/>
+            </w:tcMar>
+            <w:vAlign w:val="center"/>
+          </w:tcPr>
+          <w:p>
+            <w:pPr>
+              <w:spacing w:before="0" w:after="0" w:line="259" w:lineRule="auto"/>
+              <w:jc w:val="center"/>
+            </w:pPr>
+            <w:r/>
+            <w:r>
+              <w:rPr>
+                <w:rFonts w:ascii="微软雅黑" w:hAnsi="微软雅黑" w:eastAsia="微软雅黑"/>
+                <w:b w:val="0"/>
+                <w:color w:val="1A3A5C"/>
+                <w:sz w:val="16"/>
+              </w:rPr>
+              <w:t>999 元</w:t>
+            </w:r>
+          </w:p>
+        </w:tc>
+        <w:tc>
+          <w:tcPr>
+            <w:tcW w:type="dxa" w:w="1360"/>
+            <w:shd w:val="clear" w:color="auto" w:fill="FFFFFF"/>
+            <w:tcMar>
+              <w:top w:w="24" w:type="dxa"/>
+              <w:left w:w="50" w:type="dxa"/>
+              <w:bottom w:w="24" w:type="dxa"/>
+              <w:right w:w="50" w:type="dxa"/>
+            </w:tcMar>
+            <w:vAlign w:val="center"/>
+          </w:tcPr>
+          <w:p>
+            <w:pPr>
+              <w:spacing w:before="0" w:after="0" w:line="259" w:lineRule="auto"/>
+              <w:jc w:val="center"/>
+            </w:pPr>
+            <w:r/>
+            <w:r>
+              <w:rPr>
+                <w:rFonts w:ascii="微软雅黑" w:hAnsi="微软雅黑" w:eastAsia="微软雅黑"/>
+                <w:b w:val="0"/>
+                <w:color w:val="333333"/>
+                <w:sz w:val="16"/>
+              </w:rPr>
+              <w:t>10%</w:t>
+            </w:r>
+          </w:p>
+        </w:tc>
+        <w:tc>
+          <w:tcPr>
+            <w:tcW w:type="dxa" w:w="5216"/>
+            <w:shd w:val="clear" w:color="auto" w:fill="FFFFFF"/>
+            <w:tcMar>
+              <w:top w:w="24" w:type="dxa"/>
+              <w:left w:w="50" w:type="dxa"/>
+              <w:bottom w:w="24" w:type="dxa"/>
+              <w:right w:w="50" w:type="dxa"/>
+            </w:tcMar>
+            <w:vAlign w:val="center"/>
+          </w:tcPr>
+          <w:p>
+            <w:pPr>
+              <w:spacing w:before="0" w:after="0" w:line="259" w:lineRule="auto"/>
+              <w:jc w:val="center"/>
+            </w:pPr>
+            <w:r/>
+            <w:r>
+              <w:rPr>
+                <w:rFonts w:ascii="微软雅黑" w:hAnsi="微软雅黑" w:eastAsia="微软雅黑"/>
+                <w:b w:val="0"/>
+                <w:color w:val="333333"/>
+                <w:sz w:val="16"/>
+              </w:rPr>
+              <w:t>前排、问答、签名或合影</w:t>
             </w:r>
           </w:p>
         </w:tc>
@@ -1700,7 +1942,7 @@
           <w:color w:val="666666"/>
           <w:sz w:val="16"/>
         </w:rPr>
-        <w:t>示意：200 席 × 均价 500 元 ≈ 10 万元；300 席 ≈ 15 万元（未计赞助、税费、退款）。容量确认后锁定票档。</w:t>
+        <w:t>先放 50 张 399 元早鸟：48 小时售出 ≥70% 则维持 499 标准价；不足 30% 则市场更接近 299–399 元。晚宴 / 企业桌另计，不摊进标准票。</w:t>
       </w:r>
     </w:p>
     <w:p>
@@ -2147,7 +2389,7 @@
                 <w:color w:val="333333"/>
                 <w:sz w:val="16"/>
               </w:rPr>
-              <w:t>公开讲座按 399 / 499 / 799 启动；若有晚宴，再单列私享票。</w:t>
+              <w:t>按 299 / 399 / 499 / 699 / 999 启动，主力 499 元；先测 50 张早鸟。</w:t>
             </w:r>
           </w:p>
         </w:tc>
